--- a/docs/docx/04_실행계획.docx
+++ b/docs/docx/04_실행계획.docx
@@ -839,7 +839,17 @@
               <w:pStyle w:val="Compact"/>
             </w:pPr>
             <w:r>
-              <w:t xml:space="preserve">—</w:t>
+              <w:rPr>
+                <w:b/>
+                <w:bCs/>
+              </w:rPr>
+              <w:t xml:space="preserve">F</w:t>
+            </w:r>
+            <w:r>
+              <w:t xml:space="preserve"> </w:t>
+            </w:r>
+            <w:r>
+              <w:t xml:space="preserve">(2026-07 추가, 아직 미검증)</w:t>
             </w:r>
           </w:p>
         </w:tc>
@@ -878,13 +888,19 @@
           <w:b/>
           <w:bCs/>
         </w:rPr>
-        <w:t xml:space="preserve">→ 다섯 중 넷이 우리 두 축이다.</w:t>
+        <w:t xml:space="preserve">→ 다섯 개의 구매 이유 전부가 지금은 축이 하나씩 있다.</w:t>
       </w:r>
       <w:r>
         <w:t xml:space="preserve"> </w:t>
       </w:r>
       <w:r>
-        <w:t xml:space="preserve">여행사는 우리와 같은 문제를 팔고 있다.</w:t>
+        <w:t xml:space="preserve">여행사는 우리와 같은 문제를 팔고 있다. (</w:t>
+      </w:r>
+      <w:r>
+        <w:t xml:space="preserve">“혼자 가기 무서워서”</w:t>
+      </w:r>
+      <w:r>
+        <w:t xml:space="preserve">는 한동안 어느 축에도 없었다가 F축으로 승격됨 — 02 문서 5.12절, 03 문서 F-28. 다만 A·B와 달리 아직 검증 전이라 비중 있게 취급하지 않는다)</w:t>
       </w:r>
     </w:p>
     <w:bookmarkEnd w:id="13"/>
@@ -1630,6 +1646,60 @@
       </w:r>
       <w:r>
         <w:t xml:space="preserve">카페는 경험과 실시간을, 우리는 계산과 판단을 맡는다.</w:t>
+      </w:r>
+      <w:r>
+        <w:t xml:space="preserve"> </w:t>
+      </w:r>
+      <w:r>
+        <w:t xml:space="preserve">⚠️</w:t>
+      </w:r>
+      <w:r>
+        <w:t xml:space="preserve"> </w:t>
+      </w:r>
+      <w:r>
+        <w:rPr>
+          <w:b/>
+          <w:bCs/>
+        </w:rPr>
+        <w:t xml:space="preserve">“동행 구하기”</w:t>
+      </w:r>
+      <w:r>
+        <w:rPr>
+          <w:b/>
+          <w:bCs/>
+        </w:rPr>
+        <w:t xml:space="preserve">(위 표, 카페 ★★★)는 예외다 (2026-07 F축 추가).</w:t>
+      </w:r>
+      <w:r>
+        <w:t xml:space="preserve"> </w:t>
+      </w:r>
+      <w:r>
+        <w:t xml:space="preserve">카페의 자유게시판형</w:t>
+      </w:r>
+      <w:r>
+        <w:t xml:space="preserve"> </w:t>
+      </w:r>
+      <w:r>
+        <w:t xml:space="preserve">“동행 구함”</w:t>
+      </w:r>
+      <w:r>
+        <w:t xml:space="preserve"> </w:t>
+      </w:r>
+      <w:r>
+        <w:t xml:space="preserve">글과 정면으로 경쟁하지 않는다 — 우리는</w:t>
+      </w:r>
+      <w:r>
+        <w:t xml:space="preserve"> </w:t>
+      </w:r>
+      <w:r>
+        <w:rPr>
+          <w:b/>
+          <w:bCs/>
+        </w:rPr>
+        <w:t xml:space="preserve">앱 안에서 출발일·구간이 맞는 사람을 구조적으로 매칭</w:t>
+      </w:r>
+      <w:r>
+        <w:t xml:space="preserve">하는 좁은 기능(F-28)만 한다. 카페식 커뮤니티를 통째로 만드는 게 아니다.</w:t>
       </w:r>
     </w:p>
     <w:bookmarkEnd w:id="17"/>
@@ -1854,7 +1924,7 @@
                 <w:b/>
                 <w:bCs/>
               </w:rPr>
-              <w:t xml:space="preserve">두 축 대응</w:t>
+              <w:t xml:space="preserve">A·B축 대응</w:t>
             </w:r>
           </w:p>
         </w:tc>
@@ -3225,13 +3295,13 @@
       </w:tr>
     </w:tbl>
     <w:bookmarkEnd w:id="25"/>
-    <w:bookmarkStart w:id="32" w:name="검색어-목록-두-축-중심"/>
+    <w:bookmarkStart w:id="32" w:name="검색어-목록-ab축-중심"/>
     <w:p>
       <w:pPr>
         <w:pStyle w:val="Heading3"/>
       </w:pPr>
       <w:r>
-        <w:t xml:space="preserve">4.2 ⭐ 검색어 목록 — 두 축 중심</w:t>
+        <w:t xml:space="preserve">4.2 ⭐ 검색어 목록 — A·B축 중심</w:t>
       </w:r>
     </w:p>
     <w:p>
@@ -3264,7 +3334,31 @@
           <w:b/>
           <w:bCs/>
         </w:rPr>
-        <w:t xml:space="preserve">에 치우쳐 있었다. 두 축을 사업으로 잡았으니 검색어도 바뀐다.</w:t>
+        <w:t xml:space="preserve">에 치우쳐 있었다. A·B축을 사업으로 잡았으니 검색어도 바뀐다.</w:t>
+      </w:r>
+    </w:p>
+    <w:p>
+      <w:pPr>
+        <w:pStyle w:val="BodyText"/>
+      </w:pPr>
+      <w:r>
+        <w:t xml:space="preserve">⚠️</w:t>
+      </w:r>
+      <w:r>
+        <w:t xml:space="preserve"> </w:t>
+      </w:r>
+      <w:r>
+        <w:rPr>
+          <w:b/>
+          <w:bCs/>
+        </w:rPr>
+        <w:t xml:space="preserve">2026-07에 C·D·E축이 추가됐지만 여기 키워드 목록은 아직 안 늘렸다.</w:t>
+      </w:r>
+      <w:r>
+        <w:t xml:space="preserve"> </w:t>
+      </w:r>
+      <w:r>
+        <w:t xml:space="preserve">실제 검색량 조사 없이 키워드를 지어내지 않는다 — 필요해지면 별도로 조사한다.</w:t>
       </w:r>
     </w:p>
     <w:bookmarkStart w:id="26" w:name="a축-부상-45페이지-가장-중요"/>

--- a/docs/docx/04_실행계획.docx
+++ b/docs/docx/04_실행계획.docx
@@ -14869,13 +14869,13 @@
       </w:r>
     </w:p>
     <w:bookmarkEnd w:id="94"/>
-    <w:bookmarkStart w:id="95" w:name="X47a72ec31a343ad6d0d8913578e0b6ba38c87c6"/>
+    <w:bookmarkStart w:id="95" w:name="Xf7453783a32e8f3f0721273cdbba7678f5fa7c4"/>
     <w:p>
       <w:pPr>
         <w:pStyle w:val="Heading2"/>
       </w:pPr>
       <w:r>
-        <w:t xml:space="preserve">9. 게이트 2 판단표 (2026년 10월)</w:t>
+        <w:t xml:space="preserve">9. 게이트 2 판단표 (트래픽 4주 후)</w:t>
       </w:r>
     </w:p>
     <w:tbl>

--- a/docs/docx/04_실행계획.docx
+++ b/docs/docx/04_실행계획.docx
@@ -1088,7 +1088,7 @@
         </w:numPr>
       </w:pPr>
       <w:r>
-        <w:t xml:space="preserve">반패키지 → 여행사가 실제 예약·결제 (화이트라벨)</w:t>
+        <w:t xml:space="preserve">반패키지 → 여행사가 실제 예약·결제 (화이트라벨 — 우리가 만든 걸 여행사 브랜드로 판매)</w:t>
       </w:r>
     </w:p>
     <w:p>
@@ -1694,7 +1694,7 @@
               <w:pStyle w:val="Compact"/>
             </w:pPr>
             <w:r>
-              <w:t xml:space="preserve">바이럴 알바</w:t>
+              <w:t xml:space="preserve">바이럴 알바(돈을 주고 후기·입소문을 인위적으로 퍼뜨리게 시키는 것)</w:t>
             </w:r>
           </w:p>
         </w:tc>
@@ -11978,7 +11978,7 @@
         <w:rPr>
           <w:rStyle w:val="VerbatimChar"/>
         </w:rPr>
-        <w:t xml:space="preserve">10. 유사 제휴 사례가 있나요? 전환율은 어느 정도인가요?</w:t>
+        <w:t xml:space="preserve">10. 유사 제휴 사례가 있나요? 전환율(방문·이용자 중 실제 구매로 이어지는 비율)은 어느 정도인가요?</w:t>
       </w:r>
     </w:p>
     <w:bookmarkEnd w:id="73"/>
@@ -16224,7 +16224,7 @@
               <w:pStyle w:val="Compact"/>
             </w:pPr>
             <w:r>
-              <w:t xml:space="preserve">GPX 재생성</w:t>
+              <w:t xml:space="preserve">GPX(GPS 이동 경로 저장 파일 형식) 재생성</w:t>
             </w:r>
           </w:p>
         </w:tc>
